--- a/SAJE_292892_revision/build_r4/06_Response_to_Editor.docx
+++ b/SAJE_292892_revision/build_r4/06_Response_to_Editor.docx
@@ -674,7 +674,7 @@
               <w:jc w:val="left"/>
             </w:pPr>
             <w:r>
-              <w:t xml:space="preserve">Pre-trend reading corrected; arguments for and against assumption (2); observed path separated from causal reading</w:t>
+              <w:t xml:space="preserve">Pre-trend reading corrected; arguments for and against the parallel trends assumption; observed path separated from causal reading</w:t>
             </w:r>
           </w:p>
         </w:tc>

--- a/SAJE_292892_revision/build_r4/06_Response_to_Editor.docx
+++ b/SAJE_292892_revision/build_r4/06_Response_to_Editor.docx
@@ -175,7 +175,7 @@
         <w:pStyle w:val="BodyText"/>
       </w:pPr>
       <w:r>
-        <w:t xml:space="preserve">We have rewritten the abstract. It now has 150 words, contains no test statistics or confidence intervals, states the economic argument, and ends with a forward-looking conclusion. The revised abstract reads:</w:t>
+        <w:t xml:space="preserve">We have rewritten the abstract. It now has 149 words, contains no test statistics or confidence intervals, states the economic argument, and ends with a forward-looking conclusion. The revised abstract reads:</w:t>
       </w:r>
     </w:p>
     <w:p>
@@ -183,7 +183,7 @@
         <w:pStyle w:val="BlockText"/>
       </w:pPr>
       <w:r>
-        <w:t xml:space="preserve">Most listed firms in Southeast Asia have no environmental, social, and governance (ESG) score, so investors who screen on scores cannot hold them. We ask which firms enter the London Stock Exchange Group (LSEG) ESG database and what happens to their valuation around entry. We compare 675 non-financial firms in Indonesia, Malaysia, the Philippines, Singapore, and Thailand that received a first recorded score with 2,613 never-scored firms. Entry is selective. Scored firms are larger, and on average their market-to-book ratio had grown 10.0% more than that of similar firms over the five years before the first recorded score, a run-up not detected in a broad Malaysian wave. After entry, the valuation gap stops widening, but whether coverage itself changed valuations depends on when investors first saw the score and on untestable trend assumptions. Research and investment screens that compare rated with unrated firms should model who gets rated and when.</w:t>
+        <w:t xml:space="preserve">Most listed firms in Southeast Asia have no environmental, social, and governance (ESG) score, so investors who screen on scores cannot hold them. We ask which firms enter the London Stock Exchange Group (LSEG) ESG database and what happens to their valuation around entry. We compare 675 non-financial firms in Indonesia, Malaysia, the Philippines, Singapore, and Thailand that received a first recorded score with 2,613 never-scored firms. Entry is selective. Scored firms are larger, and on average their market-to-book ratio had grown 10.0% more than that of similar firms in the years before their first recorded score, a run-up not detected in a broad Malaysian wave. After entry, the valuation gap stops widening, but whether coverage itself changed valuations depends on when investors first saw the score and on untestable trend assumptions. Research and investment screens that compare rated with unrated firms should model who gets rated and when.</w:t>
       </w:r>
     </w:p>
     <w:bookmarkEnd w:id="21"/>
@@ -484,7 +484,7 @@
               <w:jc w:val="left"/>
             </w:pPr>
             <w:r>
-              <w:t xml:space="preserve">Abstract rewritten (150 words), forward-looking last sentence</w:t>
+              <w:t xml:space="preserve">Abstract rewritten (149 words), forward-looking last sentence</w:t>
             </w:r>
           </w:p>
         </w:tc>

--- a/SAJE_292892_revision/build_r4/06_Response_to_Editor.docx
+++ b/SAJE_292892_revision/build_r4/06_Response_to_Editor.docx
@@ -55,7 +55,7 @@
         <w:pStyle w:val="BodyText"/>
       </w:pPr>
       <w:r>
-        <w:t xml:space="preserve">Thank you for the opportunity to revise our manuscript, and thank you and Reviewer A for detailed and constructive comments. We have revised the paper in response to every comment. The three most important changes are these. First, we now distinguish throughout between the first recorded score, which the database shows, and publicly observable coverage, which we cannot date, and a new Section 3.3 explains what the recorded year can and cannot tell us. Second, we have reframed the paper around the evidence the data support best: entry into ESG coverage is selective, and the valuation effect of coverage cannot be reliably identified without additional assumptions. Third, we have added the analyses the reviewer requested: a step-by-step reconciliation of the two treatment datings on a common sample (new Table 4), size-adjustment and common-support checks with a doubly robust estimator (new Tables 5 and 6), checks for missing valuation data and recording errors (new Table 7), and the weight of each market and wave in the pooled estimate (new Table S10).</w:t>
+        <w:t xml:space="preserve">Thank you for the opportunity to revise our manuscript, and thank you and Reviewer A for detailed and constructive comments. We have revised the paper in response to every comment. The three most important changes are these. First, we now distinguish throughout between the first recorded score, which the database shows, and publicly observable coverage, which we cannot date, and a new Section 3.2 explains what the recorded year can and cannot tell us. Second, we have reframed the paper around the evidence the data support best: entry into ESG coverage is selective, and the valuation effect of coverage cannot be reliably identified without additional assumptions. Third, we have added the analyses the reviewer requested: a step-by-step reconciliation of the two treatment datings on a common sample (new Table 4), size-adjustment and common-support checks with a doubly robust estimator (new Tables 5 and 6), checks for missing valuation data and recording errors (new Table 7), and the weight of each market and wave in the pooled estimate (new Table S10).</w:t>
       </w:r>
     </w:p>
     <w:p>
@@ -115,7 +115,7 @@
         <w:pStyle w:val="BodyText"/>
       </w:pPr>
       <w:r>
-        <w:t xml:space="preserve">We agree and have rewritten the introduction around one question and its economic intuition. The revised manuscript changes Section 1 throughout and adds citations to three papers published in the journal (Sections 2.2, 2.3, 4.3, and 6.3).</w:t>
+        <w:t xml:space="preserve">We agree and have rewritten the introduction around one question and its economic intuition. The revised manuscript changes Section 1 throughout and adds citations to three papers published in the journal (Sections 2.2, 2.3, 3.4, and 5.2).</w:t>
       </w:r>
     </w:p>
     <w:p>
@@ -131,7 +131,7 @@
         <w:pStyle w:val="BodyText"/>
       </w:pPr>
       <w:r>
-        <w:t xml:space="preserve">We searched past issues of the journal for related work and cite three papers where they bear on our argument. Nguyen (2025) shows that ownership structure is associated with the corporate social responsibility scores of Vietnamese listed firms; we cite it in Section 2.3 on which firms disclose enough to be scored. Sudsawasd and Sakdapat (2026) show that local institutional, foreign, and retail investors on the Stock Exchange of Thailand respond differently to trading costs; we cite it in Sections 2.2 and 6.3, where investor participation is the channel through which a score would act and which our data cannot observe. Prukumpai et al. (2022) show that political uncertainty moves Thai stock prices; we cite it in Section 4.3 to motivate the market-level shocks that our country indicators and cluster bootstrap address. We did not find a paper in the journal on ESG rating coverage itself, and we did not add citations that are not related to the argument.</w:t>
+        <w:t xml:space="preserve">We searched past issues of the journal for related work and cite three papers where they bear on our argument. Nguyen (2025) shows that ownership structure is associated with the corporate social responsibility scores of Vietnamese listed firms; we cite it in Section 2.3 on which firms disclose enough to be scored. Sudsawasd and Sakdapat (2026) show that local institutional, foreign, and retail investors on the Stock Exchange of Thailand respond differently to trading costs; we cite it in Sections 2.2 and 5.2, where investor participation is the channel through which a score would act and which our data cannot observe. Prukumpai et al. (2022) show that political uncertainty moves Thai stock prices; we cite it in Section 3.4 to motivate the market-level shocks that our country indicators and cluster bootstrap address. We did not find a paper in the journal on ESG rating coverage itself, and we did not add citations that are not related to the argument.</w:t>
       </w:r>
     </w:p>
     <w:bookmarkEnd w:id="20"/>
@@ -458,7 +458,7 @@
               <w:jc w:val="left"/>
             </w:pPr>
             <w:r>
-              <w:t xml:space="preserve">Section 1; Sections 2.2, 2.3, 4.3, 6.3</w:t>
+              <w:t xml:space="preserve">Section 1; Sections 2.2, 2.3, 3.4, 5.2</w:t>
             </w:r>
           </w:p>
         </w:tc>
@@ -648,7 +648,7 @@
               <w:jc w:val="left"/>
             </w:pPr>
             <w:r>
-              <w:t xml:space="preserve">Sections 1, 3.2, 3.3, 5.3, 5.4, 6.1, 8; Abstract</w:t>
+              <w:t xml:space="preserve">Sections 1, 3.1, 3.2, 4.2, 5.1, and 5.4; Abstract</w:t>
             </w:r>
           </w:p>
         </w:tc>
@@ -686,7 +686,7 @@
               <w:jc w:val="left"/>
             </w:pPr>
             <w:r>
-              <w:t xml:space="preserve">Sections 4.1, 5.2, 5.3, 5.5, 5.8; Table 2 title</w:t>
+              <w:t xml:space="preserve">Sections 3.3, 4.1, 4.2, and 4.3; Table 2 title</w:t>
             </w:r>
           </w:p>
         </w:tc>
@@ -724,7 +724,7 @@
               <w:jc w:val="left"/>
             </w:pPr>
             <w:r>
-              <w:t xml:space="preserve">Section 5.4; Table 4; Table S6</w:t>
+              <w:t xml:space="preserve">Section 4.2; Table 4; Table S6</w:t>
             </w:r>
           </w:p>
         </w:tc>
@@ -762,7 +762,7 @@
               <w:jc w:val="left"/>
             </w:pPr>
             <w:r>
-              <w:t xml:space="preserve">Sections 4.2, 5.6; Tables 5, 6</w:t>
+              <w:t xml:space="preserve">Sections 3.3, 4.3; Tables 5, 6</w:t>
             </w:r>
           </w:p>
         </w:tc>
@@ -800,7 +800,7 @@
               <w:jc w:val="left"/>
             </w:pPr>
             <w:r>
-              <w:t xml:space="preserve">Sections 2.4, 5.9, 6.3</w:t>
+              <w:t xml:space="preserve">Sections 2.4, 4.4, 5.2</w:t>
             </w:r>
           </w:p>
         </w:tc>
@@ -838,7 +838,7 @@
               <w:jc w:val="left"/>
             </w:pPr>
             <w:r>
-              <w:t xml:space="preserve">Sections 3.2, 3.4, 5.7, 7; Table 7; Table S8</w:t>
+              <w:t xml:space="preserve">Sections 3.1, 3.2, 4.3, 5.3; Table 7; Table S8</w:t>
             </w:r>
           </w:p>
         </w:tc>
@@ -876,7 +876,7 @@
               <w:jc w:val="left"/>
             </w:pPr>
             <w:r>
-              <w:t xml:space="preserve">Section 5.10; Table S10</w:t>
+              <w:t xml:space="preserve">Section 4.4; Table S10</w:t>
             </w:r>
           </w:p>
         </w:tc>
@@ -914,7 +914,7 @@
               <w:jc w:val="left"/>
             </w:pPr>
             <w:r>
-              <w:t xml:space="preserve">Abstract; Sections 1, 6.2, 6.4, 8</w:t>
+              <w:t xml:space="preserve">Abstract; Sections 1, 5.1, 5.3, 5.4</w:t>
             </w:r>
           </w:p>
         </w:tc>

--- a/SAJE_292892_revision/build_r4/06_Response_to_Editor.docx
+++ b/SAJE_292892_revision/build_r4/06_Response_to_Editor.docx
@@ -115,7 +115,7 @@
         <w:pStyle w:val="BodyText"/>
       </w:pPr>
       <w:r>
-        <w:t xml:space="preserve">We agree and have rewritten the introduction around one question and its economic intuition. The revised manuscript changes Section 1 throughout and adds citations to three papers published in the journal (Sections 2.2, 2.3, 3.4, and 5.2).</w:t>
+        <w:t xml:space="preserve">We agree and have rewritten the introduction around one question and its economic intuition. The revised manuscript changes Section 1 throughout and adds citations to three papers published in the journal (Sections 2.2, 2.3, 3.4, and 5).</w:t>
       </w:r>
     </w:p>
     <w:p>
@@ -131,7 +131,7 @@
         <w:pStyle w:val="BodyText"/>
       </w:pPr>
       <w:r>
-        <w:t xml:space="preserve">We searched past issues of the journal for related work and cite three papers where they bear on our argument. Nguyen (2025) shows that ownership structure is associated with the corporate social responsibility scores of Vietnamese listed firms; we cite it in Section 2.3 on which firms disclose enough to be scored. Sudsawasd and Sakdapat (2026) show that local institutional, foreign, and retail investors on the Stock Exchange of Thailand respond differently to trading costs; we cite it in Sections 2.2 and 5.2, where investor participation is the channel through which a score would act and which our data cannot observe. Prukumpai et al. (2022) show that political uncertainty moves Thai stock prices; we cite it in Section 3.4 to motivate the market-level shocks that our country indicators and cluster bootstrap address. We did not find a paper in the journal on ESG rating coverage itself, and we did not add citations that are not related to the argument.</w:t>
+        <w:t xml:space="preserve">We searched past issues of the journal for related work and cite three papers where they bear on our argument. Nguyen (2025) shows that ownership structure is associated with the corporate social responsibility scores of Vietnamese listed firms; we cite it in Section 2.3 on which firms disclose enough to be scored. Sudsawasd and Sakdapat (2026) show that local institutional, foreign, and retail investors on the Stock Exchange of Thailand respond differently to trading costs; we cite it in Sections 2.2 and 5, where investor participation is the channel through which a score would act and which our data cannot observe. Prukumpai et al. (2022) show that political uncertainty moves Thai stock prices; we cite it in Section 3.4 to motivate the market-level shocks that our country indicators and cluster bootstrap address. We did not find a paper in the journal on ESG rating coverage itself, and we did not add citations that are not related to the argument.</w:t>
       </w:r>
     </w:p>
     <w:bookmarkEnd w:id="20"/>
@@ -458,7 +458,7 @@
               <w:jc w:val="left"/>
             </w:pPr>
             <w:r>
-              <w:t xml:space="preserve">Section 1; Sections 2.2, 2.3, 3.4, 5.2</w:t>
+              <w:t xml:space="preserve">Section 1; Sections 2.2, 2.3, 3.4, 5</w:t>
             </w:r>
           </w:p>
         </w:tc>
@@ -648,7 +648,7 @@
               <w:jc w:val="left"/>
             </w:pPr>
             <w:r>
-              <w:t xml:space="preserve">Sections 1, 3.1, 3.2, 4.2, 5.1, and 5.4; Abstract</w:t>
+              <w:t xml:space="preserve">Sections 1, 3.1, 3.2, 4.2, and 5; Abstract</w:t>
             </w:r>
           </w:p>
         </w:tc>
@@ -800,7 +800,7 @@
               <w:jc w:val="left"/>
             </w:pPr>
             <w:r>
-              <w:t xml:space="preserve">Sections 2.4, 4.4, 5.2</w:t>
+              <w:t xml:space="preserve">Sections 2.4, 4.4, 5</w:t>
             </w:r>
           </w:p>
         </w:tc>
@@ -838,7 +838,7 @@
               <w:jc w:val="left"/>
             </w:pPr>
             <w:r>
-              <w:t xml:space="preserve">Sections 3.1, 3.2, 4.3, 5.3; Table 7; Table S8</w:t>
+              <w:t xml:space="preserve">Sections 3.1, 3.2, 4.3, 5; Table 7; Table S8</w:t>
             </w:r>
           </w:p>
         </w:tc>
@@ -914,7 +914,7 @@
               <w:jc w:val="left"/>
             </w:pPr>
             <w:r>
-              <w:t xml:space="preserve">Abstract; Sections 1, 5.1, 5.3, 5.4</w:t>
+              <w:t xml:space="preserve">Abstract; Sections 1 and 5</w:t>
             </w:r>
           </w:p>
         </w:tc>
